--- a/documentacion/1-proyecto/cambios-a-la-documentacion.docx
+++ b/documentacion/1-proyecto/cambios-a-la-documentacion.docx
@@ -18,6 +18,17 @@
           <w:rStyle w:val="VerbatimChar"/>
         </w:rPr>
         <w:t xml:space="preserve">Documentacion-FitPocket.docx</w:t>
+      </w:r>
+    </w:p>
+    <w:p>
+      <w:pPr>
+        <w:pStyle w:val="FirstParagraph"/>
+      </w:pPr>
+      <w:r>
+        <w:rPr>
+          <w:b/>
+        </w:rPr>
+        <w:t>Estado: aplicado en Documentacion-FitPocket.docx el 29 de octubre de 2026. Este archivo queda como registro de lo que se cambió.</w:t>
       </w:r>
     </w:p>
     <w:p>
